--- a/Project Documents/Team2-CSC445-SPMP.docx
+++ b/Project Documents/Team2-CSC445-SPMP.docx
@@ -371,7 +371,23 @@
           <w:rFonts w:cs="Times New Roman"/>
           <w:bCs/>
         </w:rPr>
-        <w:t>e following individuals have reviewed and approved this</w:t>
+        <w:t xml:space="preserve">e following individuals have reviewed and </w:t>
+      </w:r>
+      <w:proofErr w:type="gramStart"/>
+      <w:r>
+        <w:rPr>
+          <w:rFonts w:cs="Times New Roman"/>
+          <w:bCs/>
+        </w:rPr>
+        <w:t>approved</w:t>
+      </w:r>
+      <w:proofErr w:type="gramEnd"/>
+      <w:r>
+        <w:rPr>
+          <w:rFonts w:cs="Times New Roman"/>
+          <w:bCs/>
+        </w:rPr>
+        <w:t xml:space="preserve"> this</w:t>
       </w:r>
       <w:r>
         <w:rPr>
@@ -1612,7 +1628,14 @@
         <w:rPr>
           <w:rFonts w:cs="Times New Roman"/>
         </w:rPr>
-        <w:t>Section 2 and 3</w:t>
+        <w:t xml:space="preserve">Section 2 and </w:t>
+      </w:r>
+      <w:proofErr w:type="gramStart"/>
+      <w:r>
+        <w:rPr>
+          <w:rFonts w:cs="Times New Roman"/>
+        </w:rPr>
+        <w:t>3</w:t>
       </w:r>
       <w:r>
         <w:rPr>
@@ -1629,6 +1652,7 @@
       <w:r>
         <w:tab/>
       </w:r>
+      <w:proofErr w:type="gramEnd"/>
       <w:r>
         <w:tab/>
       </w:r>
@@ -9300,7 +9324,15 @@
         <w:t>breaks down into a project manager who also contributes to full-stack development</w:t>
       </w:r>
       <w:r>
-        <w:t xml:space="preserve">, a backend developer, a frontend developer, and a </w:t>
+        <w:t xml:space="preserve">, a backend developer, a frontend </w:t>
+      </w:r>
+      <w:proofErr w:type="gramStart"/>
+      <w:r>
+        <w:t>developer, and</w:t>
+      </w:r>
+      <w:proofErr w:type="gramEnd"/>
+      <w:r>
+        <w:t xml:space="preserve"> a </w:t>
       </w:r>
       <w:r>
         <w:t xml:space="preserve">database engineer. This structure allows for the technical responsibilities of the project to be distributed </w:t>
@@ -11746,7 +11778,15 @@
       </w:r>
       <w:proofErr w:type="gramEnd"/>
       <w:r>
-        <w:t xml:space="preserve"> putting in are significantly more than planned, the work load will be adjusted by adding multiple team members to that task.</w:t>
+        <w:t xml:space="preserve"> putting in are significantly more than planned, the </w:t>
+      </w:r>
+      <w:proofErr w:type="gramStart"/>
+      <w:r>
+        <w:t>work load</w:t>
+      </w:r>
+      <w:proofErr w:type="gramEnd"/>
+      <w:r>
+        <w:t xml:space="preserve"> will be adjusted by adding multiple team members to that task.</w:t>
       </w:r>
       <w:r>
         <w:t xml:space="preserve"> </w:t>
@@ -11833,7 +11873,15 @@
         <w:t>Document</w:t>
       </w:r>
       <w:r>
-        <w:t xml:space="preserve"> updates including updates to the SRS or SPMP will be communicated between the team members before the implementation is made the document version is incremented. </w:t>
+        <w:t xml:space="preserve"> updates including updates to the SRS or SPMP will be communicated between the team members before the implementation is </w:t>
+      </w:r>
+      <w:proofErr w:type="gramStart"/>
+      <w:r>
+        <w:t>made</w:t>
+      </w:r>
+      <w:proofErr w:type="gramEnd"/>
+      <w:r>
+        <w:t xml:space="preserve"> the document version is incremented. </w:t>
       </w:r>
       <w:r>
         <w:t xml:space="preserve">Each project milestone </w:t>
@@ -11870,7 +11918,19 @@
         <w:t xml:space="preserve">project will include number of tasks completed, number of bugs found, milestones completed, and </w:t>
       </w:r>
       <w:r>
-        <w:t xml:space="preserve">number of </w:t>
+        <w:t>number of commits made to the repository b</w:t>
+      </w:r>
+      <w:r>
+        <w:t xml:space="preserve">y each user. These metrics will help </w:t>
+      </w:r>
+      <w:r>
+        <w:t xml:space="preserve">monitor the progress the team is making on an individual level noting any </w:t>
+      </w:r>
+      <w:r>
+        <w:t>challenging</w:t>
+      </w:r>
+      <w:r>
+        <w:t xml:space="preserve"> sections based on bug reporting statistics. Additionally individual productivity will be able to be evaluated based on number of </w:t>
       </w:r>
       <w:proofErr w:type="gramStart"/>
       <w:r>
@@ -11878,19 +11938,7 @@
       </w:r>
       <w:proofErr w:type="gramEnd"/>
       <w:r>
-        <w:t xml:space="preserve"> made to the repository b</w:t>
-      </w:r>
-      <w:r>
-        <w:t xml:space="preserve">y each user. These metrics will help </w:t>
-      </w:r>
-      <w:r>
-        <w:t xml:space="preserve">monitor the progress the team is making on an individual level noting any </w:t>
-      </w:r>
-      <w:r>
-        <w:t>challenging</w:t>
-      </w:r>
-      <w:r>
-        <w:t xml:space="preserve"> sections based on bug reporting statistics. Additionally individual productivity will be able to be evaluated based on number of commits and tasks completed.</w:t>
+        <w:t xml:space="preserve"> and tasks completed.</w:t>
       </w:r>
       <w:r>
         <w:t xml:space="preserve"> After the completion of each key project milestone the metrics will be evaluated by the project manager and then dispersed to the team members. </w:t>
@@ -12571,7 +12619,31 @@
         <w:rPr>
           <w:rFonts w:ascii="Aptos" w:eastAsia="Aptos" w:hAnsi="Aptos" w:cs="Aptos"/>
         </w:rPr>
-        <w:t>, Céline Pinard will utilize a standard web stack composed of HTML and CSS for site structure and style. JavaScript or TypeScript will be used to handle user interactions and communication with the backend to display search results, manage user views, and perform other actions. Jorge Bautista will lead the backend development, using Node.js.</w:t>
+        <w:t xml:space="preserve">, Céline Pinard will utilize a standard web stack composed of HTML and CSS for site structure and style. </w:t>
+      </w:r>
+      <w:r>
+        <w:rPr>
+          <w:rFonts w:ascii="Aptos" w:eastAsia="Aptos" w:hAnsi="Aptos" w:cs="Aptos"/>
+        </w:rPr>
+        <w:t>Django and Python</w:t>
+      </w:r>
+      <w:r>
+        <w:rPr>
+          <w:rFonts w:ascii="Aptos" w:eastAsia="Aptos" w:hAnsi="Aptos" w:cs="Aptos"/>
+        </w:rPr>
+        <w:t xml:space="preserve"> will be used to handle user interactions and communication with the backend to display search results, manage user views, and perform other actions. Jorge Bautista will lead the backend development, using </w:t>
+      </w:r>
+      <w:r>
+        <w:rPr>
+          <w:rFonts w:ascii="Aptos" w:eastAsia="Aptos" w:hAnsi="Aptos" w:cs="Aptos"/>
+        </w:rPr>
+        <w:t>Django</w:t>
+      </w:r>
+      <w:r>
+        <w:rPr>
+          <w:rFonts w:ascii="Aptos" w:eastAsia="Aptos" w:hAnsi="Aptos" w:cs="Aptos"/>
+        </w:rPr>
+        <w:t>.</w:t>
       </w:r>
     </w:p>
     <w:p>
@@ -12600,7 +12672,27 @@
         <w:rPr>
           <w:rFonts w:ascii="Aptos" w:eastAsia="Aptos" w:hAnsi="Aptos" w:cs="Aptos"/>
         </w:rPr>
-        <w:t xml:space="preserve"> a PostgreSQL database to store metadata, records, transaction history, and more.</w:t>
+        <w:t xml:space="preserve"> a </w:t>
+      </w:r>
+      <w:r>
+        <w:rPr>
+          <w:rFonts w:ascii="Aptos" w:eastAsia="Aptos" w:hAnsi="Aptos" w:cs="Aptos"/>
+        </w:rPr>
+        <w:t xml:space="preserve">SQL </w:t>
+      </w:r>
+      <w:proofErr w:type="spellStart"/>
+      <w:r>
+        <w:rPr>
+          <w:rFonts w:ascii="Aptos" w:eastAsia="Aptos" w:hAnsi="Aptos" w:cs="Aptos"/>
+        </w:rPr>
+        <w:t>filebased</w:t>
+      </w:r>
+      <w:proofErr w:type="spellEnd"/>
+      <w:r>
+        <w:rPr>
+          <w:rFonts w:ascii="Aptos" w:eastAsia="Aptos" w:hAnsi="Aptos" w:cs="Aptos"/>
+        </w:rPr>
+        <w:t xml:space="preserve"> database to store metadata, records, transaction history, and more.</w:t>
       </w:r>
     </w:p>
     <w:p>
@@ -12835,15 +12927,7 @@
         <w:ind w:firstLine="720"/>
       </w:pPr>
       <w:r>
-        <w:t xml:space="preserve">Quality assurance procedures are implemented in this project to ensure software integrity. Regular audits of the GitHub </w:t>
-      </w:r>
-      <w:proofErr w:type="gramStart"/>
-      <w:r>
-        <w:t>repository</w:t>
-      </w:r>
-      <w:proofErr w:type="gramEnd"/>
-      <w:r>
-        <w:t xml:space="preserve"> will review quality and provide feedback to members through peer reviews. Any AI-assisted code is thoroughly reviewed, validated, and understood by the team before integration. Success is measured by the system’s ability to pass verification tests and the team’s adherence with documentation and project requirements.</w:t>
+        <w:t>Quality assurance procedures are implemented in this project to ensure software integrity. Regular audits of the GitHub repository will review quality and provide feedback to members through peer reviews. Any AI-assisted code is thoroughly reviewed, validated, and understood by the team before integration. Success is measured by the system’s ability to pass verification tests and the team’s adherence with documentation and project requirements.</w:t>
       </w:r>
     </w:p>
     <w:p>
